--- a/spa/docx/51.content.docx
+++ b/spa/docx/51.content.docx
@@ -4560,19 +4560,7 @@
         <w:rPr>
           <w:lang w:val="es_ES" w:bidi="es_ES"/>
         </w:rPr>
-        <w:t xml:space="preserve">. • "por el cual aun estoy preso": la dedicación de Pablo a la predicación de las buenas nuevas lo había llevado a la cárcel (ver </w:t>
-      </w:r>
-      <w:r>
-        <w:rPr>
-          <w:lang w:val="es_ES" w:bidi="es_ES"/>
-        </w:rPr>
-        <w:t>Introducción al Libro de Colosenses</w:t>
-      </w:r>
-      <w:r>
-        <w:rPr>
-          <w:lang w:val="es_ES" w:bidi="es_ES"/>
-        </w:rPr>
-        <w:t>, “Fecha y Ocasión de la Escritura”).</w:t>
+        <w:t>. • "por el cual aun estoy preso": la dedicación de Pablo a la predicación de las buenas nuevas lo había llevado a la cárcel (ver Introducción al Libro de Colosenses, “Fecha y Ocasión de la Escritura”).</w:t>
       </w:r>
       <w:r>
         <w:rPr>
